--- a/klagomålsmail/S 152-2026 FSC-klagomål mail.docx
+++ b/klagomålsmail/S 152-2026 FSC-klagomål mail.docx
@@ -11,7 +11,7 @@
     </w:p>
     <w:p>
       <w:r>
-        <w:t>Vi vill informera om att det i och inom 25 meter från samrådsanmälan S 152-2026 i Haninge kommun har hittats 52 naturvårdsarter varav 22 är rödlistade.</w:t>
+        <w:t>Vi vill informera om att det i och inom 25 meter från samrådsanmälan S 152-2026 i Haninge kommun har hittats 63 naturvårdsarter varav 25 är rödlistade.</w:t>
       </w:r>
     </w:p>
     <w:p>

--- a/klagomålsmail/S 152-2026 FSC-klagomål mail.docx
+++ b/klagomålsmail/S 152-2026 FSC-klagomål mail.docx
@@ -11,7 +11,7 @@
     </w:p>
     <w:p>
       <w:r>
-        <w:t>Vi vill informera om att det i och inom 25 meter från samrådsanmälan S 152-2026 i Haninge kommun har hittats 63 naturvårdsarter varav 25 är rödlistade.</w:t>
+        <w:t>Vi vill informera om att det i och inom 25 meter från samrådsanmälan S 152-2026 i Haninge kommun har hittats 65 naturvårdsarter varav 27 är rödlistade.</w:t>
       </w:r>
     </w:p>
     <w:p>

--- a/klagomålsmail/S 152-2026 FSC-klagomål mail.docx
+++ b/klagomålsmail/S 152-2026 FSC-klagomål mail.docx
@@ -11,7 +11,7 @@
     </w:p>
     <w:p>
       <w:r>
-        <w:t>Vi vill informera om att det i och inom 25 meter från samrådsanmälan S 152-2026 i Haninge kommun har hittats 65 naturvårdsarter varav 27 är rödlistade.</w:t>
+        <w:t>Vi vill informera om att det i och inom 25 meter från samrådsanmälan S 152-2026 i Haninge kommun har hittats 64 naturvårdsarter varav 26 är rödlistade.</w:t>
       </w:r>
     </w:p>
     <w:p>

--- a/klagomålsmail/S 152-2026 FSC-klagomål mail.docx
+++ b/klagomålsmail/S 152-2026 FSC-klagomål mail.docx
@@ -11,7 +11,7 @@
     </w:p>
     <w:p>
       <w:r>
-        <w:t>Vi vill informera om att det i och inom 25 meter från samrådsanmälan S 152-2026 i Haninge kommun har hittats 64 naturvårdsarter varav 26 är rödlistade.</w:t>
+        <w:t>Vi vill informera om att det i och inom 25 meter från samrådsanmälan S 152-2026 i Haninge kommun har hittats 65 naturvårdsarter varav 27 är rödlistade.</w:t>
       </w:r>
     </w:p>
     <w:p>

--- a/klagomålsmail/S 152-2026 FSC-klagomål mail.docx
+++ b/klagomålsmail/S 152-2026 FSC-klagomål mail.docx
@@ -11,7 +11,7 @@
     </w:p>
     <w:p>
       <w:r>
-        <w:t>Vi vill informera om att det i och inom 25 meter från samrådsanmälan S 152-2026 i Haninge kommun har hittats 65 naturvårdsarter varav 27 är rödlistade.</w:t>
+        <w:t>Vi vill informera om att det i och inom 25 meter från samrådsanmälan S 152-2026 i Haninge kommun har hittats 66 naturvårdsarter varav 28 är rödlistade.</w:t>
       </w:r>
     </w:p>
     <w:p>
